--- a/CBTG-resume-Cusick-Sept2026.docx
+++ b/CBTG-resume-Cusick-Sept2026.docx
@@ -24,9 +24,38 @@
       <w:pPr>
         <w:pStyle w:val="CBTG-Position"/>
         <w:jc w:val="center"/>
-      </w:pPr>
-      <w:r>
+        <w:rPr>
+          <w:sz w:val="28"/>
+          <w:szCs w:val="28"/>
+        </w:rPr>
+      </w:pPr>
+      <w:r>
+        <w:rPr>
+          <w:sz w:val="28"/>
+          <w:szCs w:val="28"/>
+        </w:rPr>
         <w:t xml:space="preserve">VMware Cloud Foundation Architect </w:t>
+      </w:r>
+      <w:r>
+        <w:rPr>
+          <w:sz w:val="28"/>
+          <w:szCs w:val="28"/>
+        </w:rPr>
+        <w:t xml:space="preserve">| NSX </w:t>
+      </w:r>
+      <w:r>
+        <w:rPr>
+          <w:sz w:val="28"/>
+          <w:szCs w:val="28"/>
+        </w:rPr>
+        <w:t>| Zero Trust &amp; Micro-Segmentation</w:t>
+      </w:r>
+      <w:r>
+        <w:rPr>
+          <w:sz w:val="28"/>
+          <w:szCs w:val="28"/>
+        </w:rPr>
+        <w:t xml:space="preserve"> </w:t>
       </w:r>
     </w:p>
     <w:p>
@@ -37,7 +66,7 @@
     </w:p>
     <w:p>
       <w:pPr>
-        <w:pStyle w:val="CBTG-Position"/>
+        <w:pStyle w:val="CBTG-Header"/>
       </w:pPr>
       <w:r>
         <w:t>SUMMARY</w:t>
@@ -58,6 +87,20 @@
     <w:p>
       <w:r>
         <w:t>Strong background supporting federal government and enterprise organizations through large-scale modernization initiatives involving virtualization, cloud adoption, Zero Trust architecture, micro-segmentation, operational automation, disaster recovery, and enterprise security compliance.</w:t>
+      </w:r>
+    </w:p>
+    <w:p/>
+    <w:p>
+      <w:r>
+        <w:t xml:space="preserve">Actively expanding expertise in VMware Avi Load Balancer and VMware </w:t>
+      </w:r>
+      <w:proofErr w:type="spellStart"/>
+      <w:r>
+        <w:t>vDefend</w:t>
+      </w:r>
+      <w:proofErr w:type="spellEnd"/>
+      <w:r>
+        <w:t xml:space="preserve"> security solutions to support modern application delivery and Zero Trust architectures.</w:t>
       </w:r>
     </w:p>
     <w:p/>
@@ -478,21 +521,11 @@
     <w:p/>
     <w:p>
       <w:pPr>
-        <w:rPr>
-          <w:rFonts w:ascii="Garamond" w:hAnsi="Garamond"/>
-          <w:b/>
-          <w:smallCaps/>
-          <w:color w:val="0369BD"/>
-        </w:rPr>
+        <w:pStyle w:val="CBTG-Header"/>
       </w:pPr>
       <w:r>
         <w:br w:type="page"/>
       </w:r>
-    </w:p>
-    <w:p>
-      <w:pPr>
-        <w:pStyle w:val="CBTG-Header"/>
-      </w:pPr>
       <w:r>
         <w:lastRenderedPageBreak/>
         <w:t>CERTIFICATIONS</w:t>
